--- a/week-02/Database Design Review Exercise 1.docx
+++ b/week-02/Database Design Review Exercise 1.docx
@@ -1269,7 +1269,7 @@
       <w:tblGrid>
         <w:gridCol w:w="1464"/>
         <w:gridCol w:w="1256"/>
-        <w:gridCol w:w="1271"/>
+        <w:gridCol w:w="1708"/>
       </w:tblGrid>
       <w:tr>
         <w:trPr>
@@ -1589,7 +1589,23 @@
                 <w:kern w:val="0"/>
                 <w14:ligatures w14:val="none"/>
               </w:rPr>
-              <w:t>__________</w:t>
+              <w:t>_____</w:t>
+            </w:r>
+            <w:r>
+              <w:rPr>
+                <w:rFonts w:ascii="Calibri" w:eastAsia="Times New Roman" w:hAnsi="Calibri" w:cs="Calibri"/>
+                <w:kern w:val="0"/>
+                <w14:ligatures w14:val="none"/>
+              </w:rPr>
+              <w:t>DOB</w:t>
+            </w:r>
+            <w:r>
+              <w:rPr>
+                <w:rFonts w:ascii="Calibri" w:eastAsia="Times New Roman" w:hAnsi="Calibri" w:cs="Calibri"/>
+                <w:kern w:val="0"/>
+                <w14:ligatures w14:val="none"/>
+              </w:rPr>
+              <w:t>_____</w:t>
             </w:r>
           </w:p>
         </w:tc>
@@ -1868,7 +1884,23 @@
           <w:kern w:val="0"/>
           <w14:ligatures w14:val="none"/>
         </w:rPr>
-        <w:t>Course Credits (e.g., 3, 4) → __________</w:t>
+        <w:t>Course Credits (e.g., 3, 4) → ________</w:t>
+      </w:r>
+      <w:r>
+        <w:rPr>
+          <w:rFonts w:ascii="Calibri" w:eastAsia="Times New Roman" w:hAnsi="Calibri" w:cs="Calibri"/>
+          <w:kern w:val="0"/>
+          <w14:ligatures w14:val="none"/>
+        </w:rPr>
+        <w:t>3</w:t>
+      </w:r>
+      <w:r>
+        <w:rPr>
+          <w:rFonts w:ascii="Calibri" w:eastAsia="Times New Roman" w:hAnsi="Calibri" w:cs="Calibri"/>
+          <w:kern w:val="0"/>
+          <w14:ligatures w14:val="none"/>
+        </w:rPr>
+        <w:t>__</w:t>
       </w:r>
     </w:p>
     <w:p>
